--- a/packages/domain/plantillas/maestras/1tesista/ETAPA02/ANEXO N°32 DECLARACIÓN JURADA VERACIDAD DE LA INFORMACIÓN - 02 TESISTA.docx
+++ b/packages/domain/plantillas/maestras/1tesista/ETAPA02/ANEXO N°32 DECLARACIÓN JURADA VERACIDAD DE LA INFORMACIÓN - 02 TESISTA.docx
@@ -1,5 +1,644 @@
 
-<file path=word/document.xml><w:document xmlns:r="http://schemas.openxmlformats.org/officeDocument/2006/relationships" xmlns:w="http://schemas.openxmlformats.org/wordprocessingml/2006/main" xmlns:w14="http://schemas.microsoft.com/office/word/2010/wordml"><w:body><w:p><w:pPr><w:widowControl w:val="0" /><w:spacing w:line="240" w:lineRule="auto" /><w:jc w:val="center" /><w:rPr><w:rFonts w:ascii="Corbel" w:cs="Corbel" w:eastAsia="Corbel" w:hAnsi="Corbel" /><w:b w:val="1" /><w:bCs w:val="1" /><w:sz w:val="20" /><w:szCs w:val="20" /></w:rPr></w:pPr><w:r><w:rPr><w:rtl w:val="0" /></w:rPr></w:r></w:p><w:p><w:pPr><w:widowControl w:val="0" /><w:spacing w:line="240" w:lineRule="auto" /><w:jc w:val="center" /><w:rPr><w:rFonts w:ascii="Calibri" w:cs="Calibri" w:eastAsia="Calibri" w:hAnsi="Calibri" /><w:b w:val="1" /><w:bCs w:val="1" /><w:sz w:val="28" /><w:szCs w:val="28" /></w:rPr></w:pPr><w:r><w:rPr><w:rFonts w:ascii="Corbel" w:cs="Corbel" w:eastAsia="Corbel" w:hAnsi="Corbel" /><w:b w:val="1" /><w:bCs w:val="1" /><w:sz w:val="20" /><w:szCs w:val="20" /><w:rtl w:val="0" /></w:rPr><w:br w:type="textWrapping" /></w:r><w:r><w:rPr><w:rFonts w:ascii="Calibri" w:cs="Calibri" w:eastAsia="Calibri" w:hAnsi="Calibri" /><w:b w:val="1" /><w:bCs w:val="1" /><w:sz w:val="28" /><w:szCs w:val="28" /><w:rtl w:val="0" /></w:rPr><w:t xml:space="preserve">ANEXO 32</w:t></w:r></w:p><w:p><w:pPr><w:spacing w:line="240" w:lineRule="auto" /><w:jc w:val="center" /><w:rPr><w:rFonts w:ascii="Calibri" w:cs="Calibri" w:eastAsia="Calibri" w:hAnsi="Calibri" /><w:b w:val="1" /><w:bCs w:val="1" /><w:sz w:val="28" /><w:szCs w:val="28" /><w:u w:val="single" /></w:rPr></w:pPr><w:r><w:rPr><w:rFonts w:ascii="Calibri" w:cs="Calibri" w:eastAsia="Calibri" w:hAnsi="Calibri" /><w:b w:val="1" /><w:bCs w:val="1" /><w:sz w:val="28" /><w:szCs w:val="28" /><w:u w:val="single" /><w:rtl w:val="0" /></w:rPr><w:t xml:space="preserve">DECLARACIÓN JURADA DE VERACIDAD DE LA INFORMACIÓN</w:t></w:r></w:p><w:p><w:pPr><w:spacing w:line="240" w:lineRule="auto" /><w:jc w:val="center" /><w:rPr><w:rFonts w:ascii="Calibri" w:cs="Calibri" w:eastAsia="Calibri" w:hAnsi="Calibri" /><w:b w:val="1" /><w:bCs w:val="1" /><w:i w:val="1" /><w:iCs w:val="1" /><w:sz w:val="20" /><w:szCs w:val="20" /></w:rPr></w:pPr><w:r><w:rPr><w:rtl w:val="0" /></w:rPr></w:r></w:p><w:p><w:pPr><w:spacing w:after="160" w:line="259" w:lineRule="auto" /><w:jc w:val="center" /><w:rPr><w:rFonts w:ascii="Calibri" w:cs="Calibri" w:eastAsia="Calibri" w:hAnsi="Calibri" /><w:b w:val="1" /><w:bCs w:val="1" /><w:sz w:val="20" /><w:szCs w:val="20" /><w:u w:val="single" /></w:rPr></w:pPr><w:bookmarkStart w:colFirst="0" w:colLast="0" w:name="_v8yd9e1u5dbd" w:id="0" /><w:bookmarkEnd w:id="0" /><w:r><w:rPr><w:rtl w:val="0" /></w:rPr></w:r></w:p><w:p><w:pPr><w:spacing w:line="360" w:lineRule="auto" /><w:jc w:val="both" /><w:rPr><w:rFonts w:ascii="Calibri" w:cs="Calibri" w:eastAsia="Calibri" w:hAnsi="Calibri" /><w:sz w:val="20" /><w:szCs w:val="20" /></w:rPr></w:pPr><w:r><w:rPr><w:rFonts w:ascii="Calibri" w:cs="Calibri" w:eastAsia="Calibri" w:hAnsi="Calibri" /><w:sz w:val="20" /><w:szCs w:val="20" /><w:rtl w:val="0" /></w:rPr><w:t xml:space="preserve">Tesista 1 Yo </w:t></w:r><w:r><w:rPr><w:rFonts w:ascii="Calibri" w:cs="Calibri" w:eastAsia="Calibri" w:hAnsi="Calibri" /><w:b w:val="1" /><w:bCs w:val="1" /><w:sz w:val="20" /><w:szCs w:val="20" /><w:rtl w:val="0" /></w:rPr><w:t xml:space="preserve">&lt;&lt;NOMBRES&gt;&gt; </w:t></w:r><w:r><w:rPr><w:rFonts w:ascii="Calibri" w:cs="Calibri" w:eastAsia="Calibri" w:hAnsi="Calibri" /><w:sz w:val="20" /><w:szCs w:val="20" /><w:rtl w:val="0" /></w:rPr><w:t xml:space="preserve"> DNI N° &lt;&lt;DNI&gt;&gt;</w:t></w:r><w:r><w:rPr><w:rFonts w:ascii="Calibri" w:cs="Calibri" w:eastAsia="Calibri" w:hAnsi="Calibri" /><w:b w:val="1" /><w:bCs w:val="1" /><w:sz w:val="20" /><w:szCs w:val="20" /><w:rtl w:val="0" /></w:rPr><w:t xml:space="preserve"> &lt;&lt;DNI&gt;&gt;.   </w:t></w:r><w:r><w:rPr><w:rFonts w:ascii="Calibri" w:cs="Calibri" w:eastAsia="Calibri" w:hAnsi="Calibri" /><w:sz w:val="20" /><w:szCs w:val="20" /><w:rtl w:val="0" /></w:rPr><w:t xml:space="preserve">                         </w:t></w:r></w:p><w:p><w:pPr><w:spacing w:line="360" w:lineRule="auto" /><w:jc w:val="both" /><w:rPr><w:rFonts w:ascii="Calibri" w:cs="Calibri" w:eastAsia="Calibri" w:hAnsi="Calibri" /><w:sz w:val="20" /><w:szCs w:val="20" /></w:rPr></w:pPr><w:r><w:rPr><w:rFonts w:ascii="Calibri" w:cs="Calibri" w:eastAsia="Calibri" w:hAnsi="Calibri" /><w:sz w:val="20" /><w:szCs w:val="20" /><w:rtl w:val="0" /></w:rPr><w:t xml:space="preserve">          </w:t></w:r></w:p><w:p><w:pPr><w:spacing w:line="360" w:lineRule="auto" /><w:jc w:val="both" /><w:rPr><w:rFonts w:ascii="Calibri" w:cs="Calibri" w:eastAsia="Calibri" w:hAnsi="Calibri" /><w:sz w:val="20" /><w:szCs w:val="20" /></w:rPr></w:pPr><w:r><w:rPr><w:rFonts w:ascii="Calibri" w:cs="Calibri" w:eastAsia="Calibri" w:hAnsi="Calibri" /><w:sz w:val="20" /><w:szCs w:val="20" /><w:rtl w:val="0" /></w:rPr><w:t xml:space="preserve">De la &lt;&lt;PROGRAMAS&gt;&gt; de la Facultad de Ingeniería de Producción y Servicios, Autor (res) de:</w:t></w:r></w:p><w:p><w:pPr><w:spacing w:line="360" w:lineRule="auto" /><w:jc w:val="center" /><w:rPr><w:rFonts w:ascii="Calibri" w:cs="Calibri" w:eastAsia="Calibri" w:hAnsi="Calibri" /><w:b w:val="1" /><w:bCs w:val="1" /><w:sz w:val="20" /><w:szCs w:val="20" /></w:rPr></w:pPr><w:r><w:rPr><w:rFonts w:ascii="Calibri" w:cs="Calibri" w:eastAsia="Calibri" w:hAnsi="Calibri" /><w:sz w:val="20" /><w:szCs w:val="20" /><w:rtl w:val="0" /></w:rPr><w:t xml:space="preserve">Tesis</w:t></w:r><w:r><w:rPr><w:rtl w:val="0" /></w:rPr></w:r></w:p><w:p><w:pPr><w:spacing w:line="360" w:lineRule="auto" /><w:jc w:val="both" /><w:rPr><w:rFonts w:ascii="Calibri" w:cs="Calibri" w:eastAsia="Calibri" w:hAnsi="Calibri" /><w:b w:val="1" /><w:bCs w:val="1" /><w:sz w:val="20" /><w:szCs w:val="20" /></w:rPr></w:pPr><w:r><w:rPr><w:rFonts w:ascii="Calibri" w:cs="Calibri" w:eastAsia="Calibri" w:hAnsi="Calibri" /><w:sz w:val="20" /><w:szCs w:val="20" /><w:rtl w:val="0" /></w:rPr><w:t xml:space="preserve">Titulada(o): </w:t></w:r><w:r><w:rPr><w:rFonts w:ascii="Calibri" w:cs="Calibri" w:eastAsia="Calibri" w:hAnsi="Calibri" /><w:b w:val="1" /><w:bCs w:val="1" /><w:sz w:val="20" /><w:szCs w:val="20" /><w:rtl w:val="0" /></w:rPr><w:t xml:space="preserve">&lt;&lt;TESIS&gt;&gt;</w:t></w:r></w:p><w:p><w:pPr><w:spacing w:line="360" w:lineRule="auto" /><w:jc w:val="both" /><w:rPr><w:rFonts w:ascii="Calibri" w:cs="Calibri" w:eastAsia="Calibri" w:hAnsi="Calibri" /><w:sz w:val="20" /><w:szCs w:val="20" /></w:rPr></w:pPr><w:r><w:rPr><w:rFonts w:ascii="Calibri" w:cs="Calibri" w:eastAsia="Calibri" w:hAnsi="Calibri" /><w:sz w:val="20" /><w:szCs w:val="20" /><w:rtl w:val="0" /></w:rPr><w:t xml:space="preserve">DECLARO BAJO JURAMENTO QUE:</w:t></w:r></w:p><w:p><w:pPr><w:spacing w:line="360" w:lineRule="auto" /><w:jc w:val="both" /><w:rPr><w:rFonts w:ascii="Calibri" w:cs="Calibri" w:eastAsia="Calibri" w:hAnsi="Calibri" /><w:sz w:val="20" /><w:szCs w:val="20" /></w:rPr></w:pPr><w:r><w:rPr><w:rFonts w:ascii="Calibri" w:cs="Calibri" w:eastAsia="Calibri" w:hAnsi="Calibri" /><w:sz w:val="20" /><w:szCs w:val="20" /><w:rtl w:val="0" /></w:rPr><w:t xml:space="preserve">La veracidad de la información consignada y que los documentos presentados son copia fiel de del original. En el caso de no ser cierta la manifestación antes señalada, yo asumo las consecuencias legales que pudieran derivarse de mi actuación, y la Universidad Nacional de San Agustín de Arequipa, conforme a la normativa vigente, no reconocerá validez alguna de la documentación adjunta a los efectos para lo que ha sido presentada. </w:t></w:r></w:p><w:p><w:pPr><w:spacing w:line="360" w:lineRule="auto" /><w:jc w:val="both" /><w:rPr><w:rFonts w:ascii="Calibri" w:cs="Calibri" w:eastAsia="Calibri" w:hAnsi="Calibri" /><w:sz w:val="20" /><w:szCs w:val="20" /></w:rPr></w:pPr><w:r><w:rPr><w:rFonts w:ascii="Calibri" w:cs="Calibri" w:eastAsia="Calibri" w:hAnsi="Calibri" /><w:sz w:val="20" /><w:szCs w:val="20" /><w:rtl w:val="0" /></w:rPr><w:t xml:space="preserve">Se ratifica en lo expresado, en señal de lo cual se firma el presente documento en la ciudad de </w:t></w:r><w:r><w:rPr><w:rFonts w:ascii="Calibri" w:cs="Calibri" w:eastAsia="Calibri" w:hAnsi="Calibri" /><w:b w:val="1" /><w:bCs w:val="1" /><w:sz w:val="20" /><w:szCs w:val="20" /><w:shd w:fill="fff59d" w:val="clear" /><w:rtl w:val="0" /></w:rPr><w:t xml:space="preserve">&lt;&lt;CIUDAD&gt;&gt;</w:t></w:r><w:r><w:rPr><w:rFonts w:ascii="Calibri" w:cs="Calibri" w:eastAsia="Calibri" w:hAnsi="Calibri" /><w:sz w:val="20" /><w:szCs w:val="20" /><w:rtl w:val="0" /></w:rPr><w:r><w:rPr><w:sz w:val="20"/><w:szCs w:val="20"/></w:rPr><w:t xml:space="preserve">, a los &lt;&lt;FECHA_EMISION&gt;&gt;</w:t></w:r></w:p><w:p><w:pPr><w:spacing w:line="360" w:lineRule="auto" /><w:jc w:val="both" /><w:rPr><w:rFonts w:ascii="Calibri" w:cs="Calibri" w:eastAsia="Calibri" w:hAnsi="Calibri" /><w:sz w:val="20" /><w:szCs w:val="20" /></w:rPr></w:pPr><w:r><w:rPr><w:rtl w:val="0" /></w:rPr></w:r></w:p><w:p><w:pPr><w:spacing w:after="160" w:line="259" w:lineRule="auto" /><w:rPr><w:rFonts w:ascii="Calibri" w:cs="Calibri" w:eastAsia="Calibri" w:hAnsi="Calibri" /><w:sz w:val="20" /><w:szCs w:val="20" /></w:rPr></w:pPr><w:r><w:rPr><w:rtl w:val="0" /></w:rPr></w:r></w:p><w:p><w:pPr><w:spacing w:after="160" w:line="259" w:lineRule="auto" /><w:rPr><w:rFonts w:ascii="Calibri" w:cs="Calibri" w:eastAsia="Calibri" w:hAnsi="Calibri" /><w:sz w:val="20" /><w:szCs w:val="20" /></w:rPr></w:pPr><w:r><w:rPr><w:rtl w:val="0" /></w:rPr></w:r></w:p><w:p><w:pPr><w:spacing w:after="160" w:line="259" w:lineRule="auto" /><w:rPr><w:rFonts w:ascii="Calibri" w:cs="Calibri" w:eastAsia="Calibri" w:hAnsi="Calibri" /><w:sz w:val="20" /><w:szCs w:val="20" /></w:rPr></w:pPr><w:r><w:rPr><w:rtl w:val="0" /></w:rPr></w:r></w:p><w:p><w:pPr><w:spacing w:after="160" w:line="259" w:lineRule="auto" /><w:rPr><w:rFonts w:ascii="Calibri" w:cs="Calibri" w:eastAsia="Calibri" w:hAnsi="Calibri" /><w:sz w:val="20" /><w:szCs w:val="20" /></w:rPr></w:pPr><w:r><w:rPr><w:rtl w:val="0" /></w:rPr></w:r></w:p><w:p><w:pPr><w:spacing w:after="160" w:line="259" w:lineRule="auto" /><w:rPr><w:rFonts w:ascii="Calibri" w:cs="Calibri" w:eastAsia="Calibri" w:hAnsi="Calibri" /><w:sz w:val="20" /><w:szCs w:val="20" /></w:rPr></w:pPr><w:r><w:rPr><w:rtl w:val="0" /></w:rPr></w:r></w:p><w:p><w:pPr><w:spacing w:after="160" w:line="259" w:lineRule="auto" /><w:rPr><w:rFonts w:ascii="Calibri" w:cs="Calibri" w:eastAsia="Calibri" w:hAnsi="Calibri" /><w:sz w:val="20" /><w:szCs w:val="20" /></w:rPr></w:pPr><w:r><w:rPr><w:rtl w:val="0" /></w:rPr></w:r></w:p><w:p><w:pPr><w:spacing w:after="160" w:line="259" w:lineRule="auto" /><w:rPr><w:rFonts w:ascii="Calibri" w:cs="Calibri" w:eastAsia="Calibri" w:hAnsi="Calibri" /><w:sz w:val="20" /><w:szCs w:val="20" /></w:rPr></w:pPr><w:r><w:rPr><w:rtl w:val="0" /></w:rPr></w:r></w:p><w:p><w:pPr><w:spacing w:after="160" w:line="259" w:lineRule="auto" /><w:rPr><w:rFonts w:ascii="Calibri" w:cs="Calibri" w:eastAsia="Calibri" w:hAnsi="Calibri" /><w:sz w:val="20" /><w:szCs w:val="20" /></w:rPr></w:pPr><w:r><w:rPr><w:rtl w:val="0" /></w:rPr></w:r></w:p><w:p><w:pPr><w:spacing w:after="160" w:line="259" w:lineRule="auto" /><w:rPr><w:rFonts w:ascii="Calibri" w:cs="Calibri" w:eastAsia="Calibri" w:hAnsi="Calibri" /><w:sz w:val="20" /><w:szCs w:val="20" /></w:rPr></w:pPr><w:r><w:rPr><w:rtl w:val="0" /></w:rPr></w:r></w:p><w:p><w:pPr><w:spacing w:after="160" w:line="259" w:lineRule="auto" /><w:rPr><w:rFonts w:ascii="Calibri" w:cs="Calibri" w:eastAsia="Calibri" w:hAnsi="Calibri" /><w:sz w:val="20" /><w:szCs w:val="20" /></w:rPr></w:pPr><w:r><w:rPr><w:rtl w:val="0" /></w:rPr></w:r></w:p><w:p><w:pPr><w:spacing w:line="259" w:lineRule="auto" /><w:jc w:val="center" /><w:rPr><w:rFonts w:ascii="Calibri" w:cs="Calibri" w:eastAsia="Calibri" w:hAnsi="Calibri" /><w:sz w:val="20" /><w:szCs w:val="20" /></w:rPr></w:pPr><w:r><w:rPr><w:rFonts w:ascii="Calibri" w:cs="Calibri" w:eastAsia="Calibri" w:hAnsi="Calibri" /><w:sz w:val="20" /><w:szCs w:val="20" /><w:rtl w:val="0" /></w:rPr><w:t xml:space="preserve">…………………………………………….…………</w:t></w:r></w:p><w:p><w:pPr><w:spacing w:line="259" w:lineRule="auto" /><w:jc w:val="center" /><w:rPr><w:rFonts w:ascii="Calibri" w:cs="Calibri" w:eastAsia="Calibri" w:hAnsi="Calibri" /><w:sz w:val="20" /><w:szCs w:val="20" /></w:rPr></w:pPr><w:r><w:rPr><w:rFonts w:ascii="Calibri" w:cs="Calibri" w:eastAsia="Calibri" w:hAnsi="Calibri" /><w:sz w:val="20" /><w:szCs w:val="20" /><w:rtl w:val="0" /></w:rPr><w:t xml:space="preserve">FIRMA Y HUELLA DIGITAL</w:t></w:r></w:p><w:p><w:pPr><w:spacing w:line="240" w:lineRule="auto" /><w:jc w:val="center" /><w:rPr><w:rFonts w:ascii="Calibri" w:cs="Calibri" w:eastAsia="Calibri" w:hAnsi="Calibri" /><w:sz w:val="20" /><w:szCs w:val="20" /></w:rPr></w:pPr><w:r><w:rPr><w:rFonts w:ascii="Calibri" w:cs="Calibri" w:eastAsia="Calibri" w:hAnsi="Calibri" /><w:sz w:val="20" /><w:szCs w:val="20" /><w:rtl w:val="0" /></w:rPr><w:t xml:space="preserve">&lt;&lt;NOMBRES&gt;&gt;</w:t></w:r></w:p><w:p><w:pPr><w:spacing w:line="240" w:lineRule="auto" /><w:jc w:val="center" /><w:rPr><w:rFonts w:ascii="Calibri" w:cs="Calibri" w:eastAsia="Calibri" w:hAnsi="Calibri" /><w:sz w:val="20" /><w:szCs w:val="20" /></w:rPr></w:pPr><w:r><w:rPr><w:rFonts w:ascii="Calibri" w:cs="Calibri" w:eastAsia="Calibri" w:hAnsi="Calibri" /><w:sz w:val="20" /><w:szCs w:val="20" /><w:rtl w:val="0" /></w:rPr><w:t xml:space="preserve">DNI N° &lt;&lt;DNI&gt;&gt;</w:t></w:r></w:p><w:p><w:pPr><w:widowControl w:val="0" /><w:spacing w:line="240" w:lineRule="auto" /><w:jc w:val="center" /><w:rPr><w:rFonts w:ascii="Calibri" w:cs="Calibri" w:eastAsia="Calibri" w:hAnsi="Calibri" /><w:b w:val="1" /><w:bCs w:val="1" /><w:sz w:val="20" /><w:szCs w:val="20" /></w:rPr></w:pPr><w:r><w:rPr><w:rtl w:val="0" /></w:rPr></w:r></w:p><w:sectPr><w:headerReference r:id="rId6" w:type="default" /><w:footerReference r:id="rId7" w:type="default" /><w:pgSz w:h="16834" w:w="11909" w:orient="portrait" /><w:pgMar w:bottom="1440" w:top="1440" w:left="1440" w:right="1440" w:header="720" w:footer="720" /><w:pgNumType w:start="1" /></w:sectPr></w:body></w:document>
+<file path=word/document.xml><?xml version="1.0" encoding="utf-8"?>
+<w:document xmlns:r="http://schemas.openxmlformats.org/officeDocument/2006/relationships" xmlns:w="http://schemas.openxmlformats.org/wordprocessingml/2006/main" xmlns:w14="http://schemas.microsoft.com/office/word/2010/wordml">
+  <w:body>
+    <w:p>
+      <w:pPr>
+        <w:widowControl w:val="0"/>
+        <w:spacing w:line="240" w:lineRule="auto"/>
+        <w:jc w:val="center"/>
+        <w:rPr>
+          <w:rFonts w:ascii="Corbel" w:cs="Corbel" w:eastAsia="Corbel" w:hAnsi="Corbel"/>
+          <w:b w:val="1"/>
+          <w:bCs w:val="1"/>
+          <w:sz w:val="20"/>
+          <w:szCs w:val="20"/>
+        </w:rPr>
+      </w:pPr>
+      <w:r>
+        <w:rPr>
+          <w:rtl w:val="0"/>
+        </w:rPr>
+      </w:r>
+    </w:p>
+    <w:p>
+      <w:pPr>
+        <w:widowControl w:val="0"/>
+        <w:spacing w:line="240" w:lineRule="auto"/>
+        <w:jc w:val="center"/>
+        <w:rPr>
+          <w:rFonts w:ascii="Calibri" w:cs="Calibri" w:eastAsia="Calibri" w:hAnsi="Calibri"/>
+          <w:b w:val="1"/>
+          <w:bCs w:val="1"/>
+          <w:sz w:val="28"/>
+          <w:szCs w:val="28"/>
+        </w:rPr>
+      </w:pPr>
+      <w:r>
+        <w:rPr>
+          <w:rFonts w:ascii="Corbel" w:cs="Corbel" w:eastAsia="Corbel" w:hAnsi="Corbel"/>
+          <w:b w:val="1"/>
+          <w:bCs w:val="1"/>
+          <w:sz w:val="20"/>
+          <w:szCs w:val="20"/>
+          <w:rtl w:val="0"/>
+        </w:rPr>
+        <w:br w:type="textWrapping"/>
+      </w:r>
+      <w:r>
+        <w:rPr>
+          <w:rFonts w:ascii="Calibri" w:cs="Calibri" w:eastAsia="Calibri" w:hAnsi="Calibri"/>
+          <w:b w:val="1"/>
+          <w:bCs w:val="1"/>
+          <w:sz w:val="28"/>
+          <w:szCs w:val="28"/>
+          <w:rtl w:val="0"/>
+        </w:rPr>
+        <w:t xml:space="preserve">ANEXO 32</w:t>
+      </w:r>
+    </w:p>
+    <w:p>
+      <w:pPr>
+        <w:spacing w:line="240" w:lineRule="auto"/>
+        <w:jc w:val="center"/>
+        <w:rPr>
+          <w:rFonts w:ascii="Calibri" w:cs="Calibri" w:eastAsia="Calibri" w:hAnsi="Calibri"/>
+          <w:b w:val="1"/>
+          <w:bCs w:val="1"/>
+          <w:sz w:val="28"/>
+          <w:szCs w:val="28"/>
+          <w:u w:val="single"/>
+        </w:rPr>
+      </w:pPr>
+      <w:r>
+        <w:rPr>
+          <w:rFonts w:ascii="Calibri" w:cs="Calibri" w:eastAsia="Calibri" w:hAnsi="Calibri"/>
+          <w:b w:val="1"/>
+          <w:bCs w:val="1"/>
+          <w:sz w:val="28"/>
+          <w:szCs w:val="28"/>
+          <w:u w:val="single"/>
+          <w:rtl w:val="0"/>
+        </w:rPr>
+        <w:t xml:space="preserve">DECLARACIÓN JURADA DE VERACIDAD DE LA INFORMACIÓN</w:t>
+      </w:r>
+    </w:p>
+    <w:p>
+      <w:pPr>
+        <w:spacing w:line="240" w:lineRule="auto"/>
+        <w:jc w:val="center"/>
+        <w:rPr>
+          <w:rFonts w:ascii="Calibri" w:cs="Calibri" w:eastAsia="Calibri" w:hAnsi="Calibri"/>
+          <w:b w:val="1"/>
+          <w:bCs w:val="1"/>
+          <w:i w:val="1"/>
+          <w:iCs w:val="1"/>
+          <w:sz w:val="20"/>
+          <w:szCs w:val="20"/>
+        </w:rPr>
+      </w:pPr>
+      <w:r>
+        <w:rPr>
+          <w:rtl w:val="0"/>
+        </w:rPr>
+      </w:r>
+    </w:p>
+    <w:p>
+      <w:pPr>
+        <w:spacing w:after="160" w:line="259" w:lineRule="auto"/>
+        <w:jc w:val="center"/>
+        <w:rPr>
+          <w:rFonts w:ascii="Calibri" w:cs="Calibri" w:eastAsia="Calibri" w:hAnsi="Calibri"/>
+          <w:b w:val="1"/>
+          <w:bCs w:val="1"/>
+          <w:sz w:val="20"/>
+          <w:szCs w:val="20"/>
+          <w:u w:val="single"/>
+        </w:rPr>
+      </w:pPr>
+      <w:bookmarkStart w:colFirst="0" w:colLast="0" w:name="_v8yd9e1u5dbd" w:id="0"/>
+      <w:bookmarkEnd w:id="0"/>
+      <w:r>
+        <w:rPr>
+          <w:rtl w:val="0"/>
+        </w:rPr>
+      </w:r>
+    </w:p>
+    <w:p>
+      <w:pPr>
+        <w:spacing w:line="360" w:lineRule="auto"/>
+        <w:jc w:val="both"/>
+        <w:rPr>
+          <w:rFonts w:ascii="Calibri" w:cs="Calibri" w:eastAsia="Calibri" w:hAnsi="Calibri"/>
+          <w:sz w:val="20"/>
+          <w:szCs w:val="20"/>
+        </w:rPr>
+      </w:pPr>
+      <w:r>
+        <w:rPr>
+          <w:rFonts w:ascii="Calibri" w:cs="Calibri" w:eastAsia="Calibri" w:hAnsi="Calibri"/>
+          <w:sz w:val="20"/>
+          <w:szCs w:val="20"/>
+          <w:rtl w:val="0"/>
+        </w:rPr>
+        <w:t xml:space="preserve">Tesista 1 Yo </w:t>
+      </w:r>
+      <w:r>
+        <w:rPr>
+          <w:rFonts w:ascii="Calibri" w:cs="Calibri" w:eastAsia="Calibri" w:hAnsi="Calibri"/>
+          <w:b w:val="1"/>
+          <w:bCs w:val="1"/>
+          <w:sz w:val="20"/>
+          <w:szCs w:val="20"/>
+          <w:rtl w:val="0"/>
+        </w:rPr>
+        <w:t xml:space="preserve">&lt;&lt;NOMBRES&gt;&gt; </w:t>
+      </w:r>
+      <w:r>
+        <w:rPr>
+          <w:rFonts w:ascii="Calibri" w:cs="Calibri" w:eastAsia="Calibri" w:hAnsi="Calibri"/>
+          <w:sz w:val="20"/>
+          <w:szCs w:val="20"/>
+          <w:rtl w:val="0"/>
+        </w:rPr>
+        <w:t xml:space="preserve"> DNI N° &lt;&lt;DNI&gt;&gt;</w:t>
+      </w:r>
+      <w:r>
+        <w:rPr>
+          <w:rFonts w:ascii="Calibri" w:cs="Calibri" w:eastAsia="Calibri" w:hAnsi="Calibri"/>
+          <w:b w:val="1"/>
+          <w:bCs w:val="1"/>
+          <w:sz w:val="20"/>
+          <w:szCs w:val="20"/>
+          <w:rtl w:val="0"/>
+        </w:rPr>
+        <w:t xml:space="preserve"> &lt;&lt;DNI&gt;&gt;.   </w:t>
+      </w:r>
+      <w:r>
+        <w:rPr>
+          <w:rFonts w:ascii="Calibri" w:cs="Calibri" w:eastAsia="Calibri" w:hAnsi="Calibri"/>
+          <w:sz w:val="20"/>
+          <w:szCs w:val="20"/>
+          <w:rtl w:val="0"/>
+        </w:rPr>
+        <w:t xml:space="preserve">                         </w:t>
+      </w:r>
+    </w:p>
+    <w:p>
+      <w:pPr>
+        <w:spacing w:line="360" w:lineRule="auto"/>
+        <w:jc w:val="both"/>
+        <w:rPr>
+          <w:rFonts w:ascii="Calibri" w:cs="Calibri" w:eastAsia="Calibri" w:hAnsi="Calibri"/>
+          <w:sz w:val="20"/>
+          <w:szCs w:val="20"/>
+        </w:rPr>
+      </w:pPr>
+      <w:r>
+        <w:rPr>
+          <w:rFonts w:ascii="Calibri" w:cs="Calibri" w:eastAsia="Calibri" w:hAnsi="Calibri"/>
+          <w:sz w:val="20"/>
+          <w:szCs w:val="20"/>
+          <w:rtl w:val="0"/>
+        </w:rPr>
+        <w:t xml:space="preserve">          </w:t>
+      </w:r>
+    </w:p>
+    <w:p>
+      <w:pPr>
+        <w:spacing w:line="360" w:lineRule="auto"/>
+        <w:jc w:val="both"/>
+        <w:rPr>
+          <w:rFonts w:ascii="Calibri" w:cs="Calibri" w:eastAsia="Calibri" w:hAnsi="Calibri"/>
+          <w:sz w:val="20"/>
+          <w:szCs w:val="20"/>
+        </w:rPr>
+      </w:pPr>
+      <w:r>
+        <w:rPr>
+          <w:rFonts w:ascii="Calibri" w:cs="Calibri" w:eastAsia="Calibri" w:hAnsi="Calibri"/>
+          <w:sz w:val="20"/>
+          <w:szCs w:val="20"/>
+          <w:rtl w:val="0"/>
+        </w:rPr>
+        <w:t xml:space="preserve">De la &lt;&lt;PROGRAMAS&gt;&gt; de la Facultad de Ingeniería de Producción y Servicios, Autor (res) de:</w:t>
+      </w:r>
+    </w:p>
+    <w:p>
+      <w:pPr>
+        <w:spacing w:line="360" w:lineRule="auto"/>
+        <w:jc w:val="center"/>
+        <w:rPr>
+          <w:rFonts w:ascii="Calibri" w:cs="Calibri" w:eastAsia="Calibri" w:hAnsi="Calibri"/>
+          <w:b w:val="1"/>
+          <w:bCs w:val="1"/>
+          <w:sz w:val="20"/>
+          <w:szCs w:val="20"/>
+        </w:rPr>
+      </w:pPr>
+      <w:r>
+        <w:rPr>
+          <w:rFonts w:ascii="Calibri" w:cs="Calibri" w:eastAsia="Calibri" w:hAnsi="Calibri"/>
+          <w:sz w:val="20"/>
+          <w:szCs w:val="20"/>
+          <w:rtl w:val="0"/>
+        </w:rPr>
+        <w:t xml:space="preserve">Tesis</w:t>
+      </w:r>
+      <w:r>
+        <w:rPr>
+          <w:rtl w:val="0"/>
+        </w:rPr>
+      </w:r>
+    </w:p>
+    <w:p>
+      <w:pPr>
+        <w:spacing w:line="360" w:lineRule="auto"/>
+        <w:jc w:val="both"/>
+        <w:rPr>
+          <w:rFonts w:ascii="Calibri" w:cs="Calibri" w:eastAsia="Calibri" w:hAnsi="Calibri"/>
+          <w:b w:val="1"/>
+          <w:bCs w:val="1"/>
+          <w:sz w:val="20"/>
+          <w:szCs w:val="20"/>
+        </w:rPr>
+      </w:pPr>
+      <w:r>
+        <w:rPr>
+          <w:rFonts w:ascii="Calibri" w:cs="Calibri" w:eastAsia="Calibri" w:hAnsi="Calibri"/>
+          <w:sz w:val="20"/>
+          <w:szCs w:val="20"/>
+          <w:rtl w:val="0"/>
+        </w:rPr>
+        <w:t xml:space="preserve">Titulada(o): </w:t>
+      </w:r>
+      <w:r>
+        <w:rPr>
+          <w:rFonts w:ascii="Calibri" w:cs="Calibri" w:eastAsia="Calibri" w:hAnsi="Calibri"/>
+          <w:b w:val="1"/>
+          <w:bCs w:val="1"/>
+          <w:sz w:val="20"/>
+          <w:szCs w:val="20"/>
+          <w:rtl w:val="0"/>
+        </w:rPr>
+        <w:t xml:space="preserve">&lt;&lt;TESIS&gt;&gt;</w:t>
+      </w:r>
+    </w:p>
+    <w:p>
+      <w:pPr>
+        <w:spacing w:line="360" w:lineRule="auto"/>
+        <w:jc w:val="both"/>
+        <w:rPr>
+          <w:rFonts w:ascii="Calibri" w:cs="Calibri" w:eastAsia="Calibri" w:hAnsi="Calibri"/>
+          <w:sz w:val="20"/>
+          <w:szCs w:val="20"/>
+        </w:rPr>
+      </w:pPr>
+      <w:r>
+        <w:rPr>
+          <w:rFonts w:ascii="Calibri" w:cs="Calibri" w:eastAsia="Calibri" w:hAnsi="Calibri"/>
+          <w:sz w:val="20"/>
+          <w:szCs w:val="20"/>
+          <w:rtl w:val="0"/>
+        </w:rPr>
+        <w:t xml:space="preserve">DECLARO BAJO JURAMENTO QUE:</w:t>
+      </w:r>
+    </w:p>
+    <w:p>
+      <w:pPr>
+        <w:spacing w:line="360" w:lineRule="auto"/>
+        <w:jc w:val="both"/>
+        <w:rPr>
+          <w:rFonts w:ascii="Calibri" w:cs="Calibri" w:eastAsia="Calibri" w:hAnsi="Calibri"/>
+          <w:sz w:val="20"/>
+          <w:szCs w:val="20"/>
+        </w:rPr>
+      </w:pPr>
+      <w:r>
+        <w:rPr>
+          <w:rFonts w:ascii="Calibri" w:cs="Calibri" w:eastAsia="Calibri" w:hAnsi="Calibri"/>
+          <w:sz w:val="20"/>
+          <w:szCs w:val="20"/>
+          <w:rtl w:val="0"/>
+        </w:rPr>
+        <w:t xml:space="preserve">La veracidad de la información consignada y que los documentos presentados son copia fiel de del original. En el caso de no ser cierta la manifestación antes señalada, yo asumo las consecuencias legales que pudieran derivarse de mi actuación, y la Universidad Nacional de San Agustín de Arequipa, conforme a la normativa vigente, no reconocerá validez alguna de la documentación adjunta a los efectos para lo que ha sido presentada. </w:t>
+      </w:r>
+    </w:p>
+    <w:p>
+      <w:pPr>
+        <w:spacing w:line="360" w:lineRule="auto"/>
+        <w:jc w:val="both"/>
+        <w:rPr>
+          <w:rFonts w:ascii="Calibri" w:cs="Calibri" w:eastAsia="Calibri" w:hAnsi="Calibri"/>
+          <w:sz w:val="20"/>
+          <w:szCs w:val="20"/>
+        </w:rPr>
+      </w:pPr>
+      <w:r>
+        <w:rPr>
+          <w:rFonts w:ascii="Calibri" w:cs="Calibri" w:eastAsia="Calibri" w:hAnsi="Calibri"/>
+          <w:sz w:val="20"/>
+          <w:szCs w:val="20"/>
+          <w:rtl w:val="0"/>
+        </w:rPr>
+        <w:t xml:space="preserve">Se ratifica en lo expresado, en señal de lo cual se firma el presente documento en la ciudad de </w:t>
+      </w:r>
+      <w:r>
+        <w:rPr>
+          <w:rFonts w:ascii="Calibri" w:cs="Calibri" w:eastAsia="Calibri" w:hAnsi="Calibri"/>
+          <w:b w:val="1"/>
+          <w:bCs w:val="1"/>
+          <w:sz w:val="20"/>
+          <w:szCs w:val="20"/>
+          <w:shd w:fill="fff59d" w:val="clear"/>
+          <w:rtl w:val="0"/>
+        </w:rPr>
+        <w:t xml:space="preserve">&lt;&lt;CIUDAD&gt;&gt;</w:t>
+      </w:r>
+      <w:r>
+        <w:rPr>
+          <w:rFonts w:ascii="Calibri" w:cs="Calibri" w:eastAsia="Calibri" w:hAnsi="Calibri"/>
+          <w:sz w:val="20"/>
+          <w:szCs w:val="20"/>
+          <w:rtl w:val="0"/>
+        </w:rPr>
+        <w:t xml:space="preserve">, a los &lt;&lt;FECHA_EMISION&gt;&gt;</w:t>
+      </w:r>
+    </w:p>
+    <w:p>
+      <w:pPr>
+        <w:spacing w:line="360" w:lineRule="auto"/>
+        <w:jc w:val="both"/>
+        <w:rPr>
+          <w:rFonts w:ascii="Calibri" w:cs="Calibri" w:eastAsia="Calibri" w:hAnsi="Calibri"/>
+          <w:sz w:val="20"/>
+          <w:szCs w:val="20"/>
+        </w:rPr>
+      </w:pPr>
+      <w:r>
+        <w:rPr>
+          <w:rtl w:val="0"/>
+        </w:rPr>
+      </w:r>
+    </w:p>
+    <w:p>
+      <w:pPr>
+        <w:spacing w:after="160" w:line="259" w:lineRule="auto"/>
+        <w:rPr>
+          <w:rFonts w:ascii="Calibri" w:cs="Calibri" w:eastAsia="Calibri" w:hAnsi="Calibri"/>
+          <w:sz w:val="20"/>
+          <w:szCs w:val="20"/>
+        </w:rPr>
+      </w:pPr>
+      <w:r>
+        <w:rPr>
+          <w:rtl w:val="0"/>
+        </w:rPr>
+      </w:r>
+    </w:p>
+    <w:p>
+      <w:pPr>
+        <w:spacing w:after="160" w:line="259" w:lineRule="auto"/>
+        <w:rPr>
+          <w:rFonts w:ascii="Calibri" w:cs="Calibri" w:eastAsia="Calibri" w:hAnsi="Calibri"/>
+          <w:sz w:val="20"/>
+          <w:szCs w:val="20"/>
+        </w:rPr>
+      </w:pPr>
+      <w:r>
+        <w:rPr>
+          <w:rtl w:val="0"/>
+        </w:rPr>
+      </w:r>
+    </w:p>
+    <w:p>
+      <w:pPr>
+        <w:spacing w:after="160" w:line="259" w:lineRule="auto"/>
+        <w:rPr>
+          <w:rFonts w:ascii="Calibri" w:cs="Calibri" w:eastAsia="Calibri" w:hAnsi="Calibri"/>
+          <w:sz w:val="20"/>
+          <w:szCs w:val="20"/>
+        </w:rPr>
+      </w:pPr>
+      <w:r>
+        <w:rPr>
+          <w:rtl w:val="0"/>
+        </w:rPr>
+      </w:r>
+    </w:p>
+    <w:p>
+      <w:pPr>
+        <w:spacing w:after="160" w:line="259" w:lineRule="auto"/>
+        <w:rPr>
+          <w:rFonts w:ascii="Calibri" w:cs="Calibri" w:eastAsia="Calibri" w:hAnsi="Calibri"/>
+          <w:sz w:val="20"/>
+          <w:szCs w:val="20"/>
+        </w:rPr>
+      </w:pPr>
+      <w:r>
+        <w:rPr>
+          <w:rtl w:val="0"/>
+        </w:rPr>
+      </w:r>
+    </w:p>
+    <w:p>
+      <w:pPr>
+        <w:spacing w:after="160" w:line="259" w:lineRule="auto"/>
+        <w:rPr>
+          <w:rFonts w:ascii="Calibri" w:cs="Calibri" w:eastAsia="Calibri" w:hAnsi="Calibri"/>
+          <w:sz w:val="20"/>
+          <w:szCs w:val="20"/>
+        </w:rPr>
+      </w:pPr>
+      <w:r>
+        <w:rPr>
+          <w:rtl w:val="0"/>
+        </w:rPr>
+      </w:r>
+    </w:p>
+    <w:p>
+      <w:pPr>
+        <w:spacing w:after="160" w:line="259" w:lineRule="auto"/>
+        <w:rPr>
+          <w:rFonts w:ascii="Calibri" w:cs="Calibri" w:eastAsia="Calibri" w:hAnsi="Calibri"/>
+          <w:sz w:val="20"/>
+          <w:szCs w:val="20"/>
+        </w:rPr>
+      </w:pPr>
+      <w:r>
+        <w:rPr>
+          <w:rtl w:val="0"/>
+        </w:rPr>
+      </w:r>
+    </w:p>
+    <w:p>
+      <w:pPr>
+        <w:spacing w:after="160" w:line="259" w:lineRule="auto"/>
+        <w:rPr>
+          <w:rFonts w:ascii="Calibri" w:cs="Calibri" w:eastAsia="Calibri" w:hAnsi="Calibri"/>
+          <w:sz w:val="20"/>
+          <w:szCs w:val="20"/>
+        </w:rPr>
+      </w:pPr>
+      <w:r>
+        <w:rPr>
+          <w:rtl w:val="0"/>
+        </w:rPr>
+      </w:r>
+    </w:p>
+    <w:p>
+      <w:pPr>
+        <w:spacing w:after="160" w:line="259" w:lineRule="auto"/>
+        <w:rPr>
+          <w:rFonts w:ascii="Calibri" w:cs="Calibri" w:eastAsia="Calibri" w:hAnsi="Calibri"/>
+          <w:sz w:val="20"/>
+          <w:szCs w:val="20"/>
+        </w:rPr>
+      </w:pPr>
+      <w:r>
+        <w:rPr>
+          <w:rtl w:val="0"/>
+        </w:rPr>
+      </w:r>
+    </w:p>
+    <w:p>
+      <w:pPr>
+        <w:spacing w:after="160" w:line="259" w:lineRule="auto"/>
+        <w:rPr>
+          <w:rFonts w:ascii="Calibri" w:cs="Calibri" w:eastAsia="Calibri" w:hAnsi="Calibri"/>
+          <w:sz w:val="20"/>
+          <w:szCs w:val="20"/>
+        </w:rPr>
+      </w:pPr>
+      <w:r>
+        <w:rPr>
+          <w:rtl w:val="0"/>
+        </w:rPr>
+      </w:r>
+    </w:p>
+    <w:p>
+      <w:pPr>
+        <w:spacing w:after="160" w:line="259" w:lineRule="auto"/>
+        <w:rPr>
+          <w:rFonts w:ascii="Calibri" w:cs="Calibri" w:eastAsia="Calibri" w:hAnsi="Calibri"/>
+          <w:sz w:val="20"/>
+          <w:szCs w:val="20"/>
+        </w:rPr>
+      </w:pPr>
+      <w:r>
+        <w:rPr>
+          <w:rtl w:val="0"/>
+        </w:rPr>
+      </w:r>
+    </w:p>
+    <w:p>
+      <w:pPr>
+        <w:spacing w:line="259" w:lineRule="auto"/>
+        <w:jc w:val="center"/>
+        <w:rPr>
+          <w:rFonts w:ascii="Calibri" w:cs="Calibri" w:eastAsia="Calibri" w:hAnsi="Calibri"/>
+          <w:sz w:val="20"/>
+          <w:szCs w:val="20"/>
+        </w:rPr>
+      </w:pPr>
+      <w:r>
+        <w:rPr>
+          <w:rFonts w:ascii="Calibri" w:cs="Calibri" w:eastAsia="Calibri" w:hAnsi="Calibri"/>
+          <w:sz w:val="20"/>
+          <w:szCs w:val="20"/>
+          <w:rtl w:val="0"/>
+        </w:rPr>
+        <w:t xml:space="preserve">…………………………………………….…………</w:t>
+      </w:r>
+    </w:p>
+    <w:p>
+      <w:pPr>
+        <w:spacing w:line="259" w:lineRule="auto"/>
+        <w:jc w:val="center"/>
+        <w:rPr>
+          <w:rFonts w:ascii="Calibri" w:cs="Calibri" w:eastAsia="Calibri" w:hAnsi="Calibri"/>
+          <w:sz w:val="20"/>
+          <w:szCs w:val="20"/>
+        </w:rPr>
+      </w:pPr>
+      <w:r>
+        <w:rPr>
+          <w:rFonts w:ascii="Calibri" w:cs="Calibri" w:eastAsia="Calibri" w:hAnsi="Calibri"/>
+          <w:sz w:val="20"/>
+          <w:szCs w:val="20"/>
+          <w:rtl w:val="0"/>
+        </w:rPr>
+        <w:t xml:space="preserve">FIRMA Y HUELLA DIGITAL</w:t>
+      </w:r>
+    </w:p>
+    <w:p>
+      <w:pPr>
+        <w:spacing w:line="240" w:lineRule="auto"/>
+        <w:jc w:val="center"/>
+        <w:rPr>
+          <w:rFonts w:ascii="Calibri" w:cs="Calibri" w:eastAsia="Calibri" w:hAnsi="Calibri"/>
+          <w:sz w:val="20"/>
+          <w:szCs w:val="20"/>
+        </w:rPr>
+      </w:pPr>
+      <w:r>
+        <w:rPr>
+          <w:rFonts w:ascii="Calibri" w:cs="Calibri" w:eastAsia="Calibri" w:hAnsi="Calibri"/>
+          <w:sz w:val="20"/>
+          <w:szCs w:val="20"/>
+          <w:rtl w:val="0"/>
+        </w:rPr>
+        <w:t xml:space="preserve">&lt;&lt;NOMBRES&gt;&gt;</w:t>
+      </w:r>
+    </w:p>
+    <w:p>
+      <w:pPr>
+        <w:spacing w:line="240" w:lineRule="auto"/>
+        <w:jc w:val="center"/>
+        <w:rPr>
+          <w:rFonts w:ascii="Calibri" w:cs="Calibri" w:eastAsia="Calibri" w:hAnsi="Calibri"/>
+          <w:sz w:val="20"/>
+          <w:szCs w:val="20"/>
+        </w:rPr>
+      </w:pPr>
+      <w:r>
+        <w:rPr>
+          <w:rFonts w:ascii="Calibri" w:cs="Calibri" w:eastAsia="Calibri" w:hAnsi="Calibri"/>
+          <w:sz w:val="20"/>
+          <w:szCs w:val="20"/>
+          <w:rtl w:val="0"/>
+        </w:rPr>
+        <w:t xml:space="preserve">DNI N° &lt;&lt;DNI&gt;&gt;</w:t>
+      </w:r>
+    </w:p>
+    <w:p>
+      <w:pPr>
+        <w:widowControl w:val="0"/>
+        <w:spacing w:line="240" w:lineRule="auto"/>
+        <w:jc w:val="center"/>
+        <w:rPr>
+          <w:rFonts w:ascii="Calibri" w:cs="Calibri" w:eastAsia="Calibri" w:hAnsi="Calibri"/>
+          <w:b w:val="1"/>
+          <w:bCs w:val="1"/>
+          <w:sz w:val="20"/>
+          <w:szCs w:val="20"/>
+        </w:rPr>
+      </w:pPr>
+      <w:r>
+        <w:rPr>
+          <w:rtl w:val="0"/>
+        </w:rPr>
+      </w:r>
+    </w:p>
+    <w:sectPr>
+      <w:headerReference r:id="rId6" w:type="default"/>
+      <w:footerReference r:id="rId7" w:type="default"/>
+      <w:pgSz w:h="16834" w:w="11909" w:orient="portrait"/>
+      <w:pgMar w:bottom="1440" w:top="1440" w:left="1440" w:right="1440" w:header="720" w:footer="720"/>
+      <w:pgNumType w:start="1"/>
+    </w:sectPr>
+  </w:body>
+</w:document>
 </file>
 
 <file path=word/footer1.xml><?xml version="1.0" encoding="utf-8"?>
